--- a/data/ai_paras/AI_para_183.docx
+++ b/data/ai_paras/AI_para_183.docx
@@ -4,7 +4,7 @@
   <w:body>
     <w:p>
       <w:r>
-        <w:t>Erikson's stages of social development have profoundly influenced my understanding of personal struggle, success, and identity by providing a framework to navigate various life stages. Each stage presents unique challenges and opportunities for growth, with the resolution of these conflicts shaping one's self-perception and worldview. For instance, during the stage of identity versus role confusion, I grappled with balancing personal beliefs and societal expectations, which was instrumental in solidifying my sense of self. This stage particularly resonated with my experiences of reconciling cultural identity and gender roles, as described by Bradford and Syed, who emphasize the pervasive influence of societal norms on personal identity development (Johnson 45). Such reflections underscore the intricate interplay between Erikson's theoretical constructs and the lived experiences that contribute to the evolving narrative of personal identity, highlighting how theoretical perspectives can illuminate the pathways of individual development.</w:t>
+        <w:t>My locus of control, which refers to the degree to which I believe that I have control over the events affecting my life, has evolved significantly under the influence of cultural factors. Initially, cultural expectations, particularly those related to traditional gender roles, largely dictated my perceptions of personal agency. However, exposure to diverse cultural perspectives has gradually shifted my locus of control from an external to a more internal orientation, allowing me to assert greater autonomy over my life choices. This transformation aligns with Bullough et al.'s findings that societal cultural norms, including gender role expectations, profoundly shape individual identity and perceptions of control (Ref-s624310). Consequently, navigating these cultural views has not only reinforced my self-efficacy but also highlighted the fluid nature of identity development, underscoring the complex interplay between personal beliefs and culturally imposed roles in shaping one's sense of self.</w:t>
       </w:r>
     </w:p>
     <w:sectPr>
